--- a/test_data/smlouva28_anon.docx
+++ b/test_data/smlouva28_anon.docx
@@ -133,7 +133,7 @@
         <w:spacing w:before="100" w:after="50"/>
       </w:pPr>
       <w:r>
-        <w:t>Pacientka [[PERSON_15]] ([[BIRTH_ID_11]], číslo pojištěnce OZP: [[INSURANCE_ID_2]], [[ADDRESS_6]], tel.: +420 725 654 321) má diagnostikovaný karcinom prsu T2N1M0 (C50.9). [[PERSON_15]] byla provedena mastektomie a následuje chemoterapie schématem AC-T. Genetické vyšetření prokázalo mutaci BRCA2. Ošetřující onkolog MUDr. [[PERSON_14]], Ph.D. ([[ICO_4]], registrace ČLK: 89012) indikoval cílenou biologickou léčbu.</w:t>
+        <w:t>Pacientka [[PERSON_15]] ([[BIRTH_ID_11]], číslo pojištěnce OZP: [[INSURANCE_ID_2]], [[ADDRESS_6]], [[PHONE_4]]) má diagnostikovaný karcinom prsu T2N1M0 (C50.9). [[PERSON_15]] byla provedena mastektomie a následuje chemoterapie schématem AC-T. Genetické vyšetření prokázalo mutaci BRCA2. Ošetřující onkolog MUDr. [[PERSON_14]], Ph.D. ([[ICO_4]], registrace ČLK: 89012) indikoval cílenou biologickou léčbu.</w:t>
       </w:r>
     </w:p>
     <w:p>
@@ -183,7 +183,7 @@
         <w:spacing w:before="100" w:after="50"/>
       </w:pPr>
       <w:r>
-        <w:t>Zaměstnanec [[PERSON_25]] ([[BIRTH_ID_20]], osobní číslo: 2018-PR-0789, [[ADDRESS_10]], [[PHONE_4]]) utrpěl pracovní úraz při obsluze lisu. [[PERSON_25]] byla diagnostikována amputace třech prstů pravé ruky. Jednorázové odškodnění činí 487 000 Kč na [[BANK_2]]. Jeho nadřízený Ing. [[PERSON_24]] ([[BIRTH_ID_21]]) potvrdil porušení bezpečnostních předpisů.</w:t>
+        <w:t>Zaměstnanec [[PERSON_25]] ([[BIRTH_ID_20]], osobní číslo: 2018-PR-0789, [[ADDRESS_10]], [[PHONE_5]]) utrpěl pracovní úraz při obsluze lisu. [[PERSON_25]] byla diagnostikována amputace třech prstů pravé ruky. Jednorázové odškodnění činí 487 000 Kč na [[BANK_2]]. Jeho nadřízený Ing. [[PERSON_24]] ([[BIRTH_ID_21]]) potvrdil porušení bezpečnostních předpisů.</w:t>
       </w:r>
     </w:p>
     <w:p>
@@ -869,7 +869,7 @@
         <w:spacing w:before="30" w:after="30"/>
       </w:pPr>
       <w:r>
-        <w:t>• [[PERSON_33]] ([[BIRTH_ID_27]], [[PHONE_5]]) - dlužník, 9 exekucí, celkem 1 124 800 Kč</w:t>
+        <w:t>• [[PERSON_33]] ([[BIRTH_ID_27]], [[PHONE_6]]) - dlužník, 9 exekucí, celkem 1 124 800 Kč</w:t>
       </w:r>
     </w:p>
     <w:p>
@@ -917,7 +917,7 @@
         <w:spacing w:before="30" w:after="30"/>
       </w:pPr>
       <w:r>
-        <w:t>• [[PERSON_41]] ([[BIRTH_ID_35]], [[PHONE_6]]) - HIV pozitivita B20, léčba Biktarvy</w:t>
+        <w:t>• [[PERSON_41]] ([[BIRTH_ID_35]], [[PHONE_7]]) - HIV pozitivita B20, léčba Biktarvy</w:t>
       </w:r>
     </w:p>
     <w:p>
@@ -957,7 +957,7 @@
         <w:spacing w:before="30" w:after="30"/>
       </w:pPr>
       <w:r>
-        <w:t>• [[PERSON_46]] ([[BIRTH_ID_39]], [[PHONE_7]]) - transplantace jater K72.9, čeká na dárce</w:t>
+        <w:t>• [[PERSON_46]] ([[BIRTH_ID_39]], [[PHONE_8]]) - transplantace jater K72.9, čeká na dárce</w:t>
       </w:r>
     </w:p>
     <w:p>
@@ -1005,7 +1005,7 @@
         <w:spacing w:before="30" w:after="30"/>
       </w:pPr>
       <w:r>
-        <w:t>• [[PERSON_53]] ([[BIRTH_ID_46]], [[PHONE_8]]) - pracovní úraz, amputace nohy, náhrada 870 000 Kč</w:t>
+        <w:t>• [[PERSON_53]] ([[BIRTH_ID_46]], [[PHONE_9]]) - pracovní úraz, amputace nohy, náhrada 870 000 Kč</w:t>
       </w:r>
     </w:p>
     <w:p>
@@ -1045,7 +1045,7 @@
         <w:spacing w:before="30" w:after="30"/>
       </w:pPr>
       <w:r>
-        <w:t>• [[PERSON_59]] ([[BIRTH_ID_51]], [[PHONE_9]]) - rozvod, výživné na syna [[PERSON_58]] ([[BIRTH_ID_52]]) 9 500 Kč</w:t>
+        <w:t>• [[PERSON_59]] ([[BIRTH_ID_51]], [[PHONE_10]]) - rozvod, výživné na syna [[PERSON_58]] ([[BIRTH_ID_52]]) 9 500 Kč</w:t>
       </w:r>
     </w:p>
     <w:p>

--- a/test_data/smlouva28_anon.docx
+++ b/test_data/smlouva28_anon.docx
@@ -58,7 +58,7 @@
         <w:spacing w:before="100" w:after="50"/>
       </w:pPr>
       <w:r>
-        <w:t>Pojištěnec [[PERSON_2]] ([[BIRTH_ID_1]], [[BIRTH_ID_2]], [[ADDRESS_1]], PSČ 101 00, email: [[EMAIL_1]], [[PHONE_1]]) podal hlášení škody na autě Audi A6, [[LICENSE_PLATE_1]], pojistka č. 2024-KAS-78945. [[PERSON_2]] byla schválena náhrada škody 187 500 Kč. Jeho životní pojištění s úrazovým připojištěním má hodnotu 2 500 000 Kč. Beneficientkou je manželka [[PERSON_1]] ([[BIRTH_ID_3]], [[BANK_1]]).</w:t>
+        <w:t>Pojištěnec [[PERSON_2]] ([[BIRTH_ID_1]], [[BIRTH_ID_2]], [[ADDRESS_1]], email: [[EMAIL_1]], [[PHONE_1]]) podal hlášení škody na autě Audi A6, [[LICENSE_PLATE_1]], pojistka č. 2024-KAS-78945. [[PERSON_2]] byla schválena náhrada škody 187 500 Kč. Jeho životní pojištění s úrazovým připojištěním má hodnotu 2 500 000 Kč. Beneficientkou je manželka [[PERSON_1]] ([[BIRTH_ID_3]], [[BANK_1]]).</w:t>
       </w:r>
     </w:p>
     <w:p>
@@ -83,7 +83,7 @@
         <w:spacing w:before="100" w:after="50"/>
       </w:pPr>
       <w:r>
-        <w:t>Pacient [[PERSON_7]] ([[BIRTH_ID_6]], číslo pojištěnce VZP: [[INSURANCE_ID_1]], [[ADDRESS_3]], email: [[EMAIL_2]]) byl hospitalizován na Psychiatrické klinice s diagnózou F60.3 (hraniční porucha osobnosti). V anamnéze [[PERSON_7]] je pokus o sebevraždu (2023) a opakovaná sebezraňování. Ošetřující lékařka MUDr. [[PERSON_5]] ([[ICO_2]], registrace ČLK: 45623) doporučila dialektickou behaviorální terapii. Kontaktní osobou je sestra [[PERSON_6]] ([[BIRTH_ID_7]], [[PHONE_3]]).</w:t>
+        <w:t>Pacient [[PERSON_7]] ([[BIRTH_ID_6]], [[BIRTH_ID_7]], [[ADDRESS_3]], email: [[EMAIL_2]]) byl hospitalizován na Psychiatrické klinice s diagnózou F60.3 (hraniční porucha osobnosti). V anamnéze [[PERSON_7]] je pokus o sebevraždu (2023) a opakovaná sebezraňování. Ošetřující lékařka MUDr. [[PERSON_5]] ([[ICO_2]], registrace ČLK: 45623) doporučila dialektickou behaviorální terapii. Kontaktní osobou je sestra [[PERSON_6]] ([[BIRTH_ID_8]], [[PHONE_3]]).</w:t>
       </w:r>
     </w:p>
     <w:p>
@@ -91,7 +91,7 @@
         <w:spacing w:before="50" w:after="50"/>
       </w:pPr>
       <w:r>
-        <w:t>Klient René Sýkora ([[BIRTH_ID_8]], [[ADDRESS_4]]) je v terapii závislosti na pervitinu (F15.2) v zařízení Magdaléna o.p.s. Sýkorovi byl přiznán invalidní důchod II. stupně s měsíční částkou 9 800 Kč. Sociální kurátor Bc. [[PERSON_8]] (ID: SK-2024-1247) sleduje jeho reintegraci.</w:t>
+        <w:t>Klient [[PERSON_9]] ([[BIRTH_ID_9]], [[ADDRESS_4]]) je v terapii závislosti na pervitinu (F15.2) v zařízení Magdaléna o.p.s. [[PERSON_9]] byl přiznán invalidní důchod II. stupně s měsíční částkou 9 800 Kč. Sociální kurátor Bc. [[PERSON_8]] (ID: SK-2024-1247) sleduje jeho reintegraci.</w:t>
       </w:r>
     </w:p>
     <w:p>
@@ -108,7 +108,7 @@
         <w:spacing w:before="100" w:after="50"/>
       </w:pPr>
       <w:r>
-        <w:t>Obviněná [[PERSON_11]] ([[BIRTH_ID_9]], [[ID_CARD_1]], [[ADDRESS_5]]) je stíhána pro trestný čin zpronevěry dle § 206 tr. zákoníku ve výši 1 240 000 Kč. [[PERSON_11]] hrozí trest odnětí svobody 2-8 let. Státní zástupkyně JUDr. [[PERSON_9]] navrhla vazbu. Obhájcem je JUDr. [[PERSON_10]] (advokátní kancelář [[PERSON_10]] &amp; Partners, [[ICO_3]]).</w:t>
+        <w:t>Obviněná [[PERSON_12]] ([[BIRTH_ID_10]], [[ID_CARD_1]], [[ADDRESS_5]]) je stíhána pro trestný čin zpronevěry dle § 206 tr. zákoníku ve výši 1 240 000 Kč. [[PERSON_12]] hrozí trest odnětí svobody 2-8 let. Státní zástupkyně JUDr. [[PERSON_10]] navrhla vazbu. Obhájcem je JUDr. [[PERSON_11]] (advokátní kancelář [[PERSON_11]] &amp; Partners, [[ICO_3]]).</w:t>
       </w:r>
     </w:p>
     <w:p>
@@ -116,7 +116,7 @@
         <w:spacing w:before="50" w:after="50"/>
       </w:pPr>
       <w:r>
-        <w:t>Pachatel [[PERSON_13]] ([[BIRTH_ID_10]], ID vězně: 2024-VAZ-2389) si odpykává trest 12 let za vraždu dle § 140 tr. zákoníku ve Věznici Valdice. [[PERSON_13]] bylo zamítnuto podmíněné propuštění. Probační úředník Ing. [[PERSON_12]] (PO-2024-5678) připravuje resocializační plán.</w:t>
+        <w:t>Pachatel [[PERSON_14]] ([[BIRTH_ID_11]], ID vězně: 2024-VAZ-2389) si odpykává trest 12 let za vraždu dle § 140 tr. zákoníku ve Věznici Valdice. [[PERSON_14]] bylo zamítnuto podmíněné propuštění. Probační úředník Ing. [[PERSON_13]] (PO-2024-5678) připravuje resocializační plán.</w:t>
       </w:r>
     </w:p>
     <w:p>
@@ -133,7 +133,7 @@
         <w:spacing w:before="100" w:after="50"/>
       </w:pPr>
       <w:r>
-        <w:t>Pacientka [[PERSON_15]] ([[BIRTH_ID_11]], číslo pojištěnce OZP: [[INSURANCE_ID_2]], [[ADDRESS_6]], tel.: +420 725 654 321) má diagnostikovaný karcinom prsu T2N1M0 (C50.9). [[PERSON_15]] byla provedena mastektomie a následuje chemoterapie schématem AC-T. Genetické vyšetření prokázalo mutaci BRCA2. Ošetřující onkolog MUDr. [[PERSON_14]], Ph.D. ([[ICO_4]], registrace ČLK: 89012) indikoval cílenou biologickou léčbu.</w:t>
+        <w:t>Pacientka [[PERSON_16]] ([[BIRTH_ID_12]], [[BIRTH_ID_13]], [[ADDRESS_6]], [[PHONE_4]]) má diagnostikovaný karcinom prsu T2N1M0 (C50.9). [[PERSON_16]] byla provedena mastektomie a následuje chemoterapie schématem AC-T. Genetické vyšetření prokázalo mutaci BRCA2. Ošetřující onkolog MUDr. [[PERSON_15]], Ph.D. ([[ICO_4]], registrace ČLK: 89012) indikoval cílenou biologickou léčbu.</w:t>
       </w:r>
     </w:p>
     <w:p>
@@ -141,7 +141,7 @@
         <w:spacing w:before="50" w:after="50"/>
       </w:pPr>
       <w:r>
-        <w:t>Pacient [[PERSON_17]] ([[BIRTH_ID_12]], pojištěnec ZP [[INSURANCE_ID_3]], [[ADDRESS_7]]) podstoupil transplantaci kostní dřeně pro chronickou myeloidní leukémii (C92.1). [[PERSON_16]] byl přiznán invalidní důchod III. stupně ve výši 16 200 Kč měsíčně. Dárcem byl bratr [[PERSON_16]] ([[BIRTH_ID_13]]).</w:t>
+        <w:t>Pacient [[PERSON_18]] ([[BIRTH_ID_14]], pojištěnec ZP[[PHONE_5]], [[ADDRESS_7]]) podstoupil transplantaci kostní dřeně pro chronickou myeloidní leukémii (C92.1). [[PERSON_17]] byl přiznán invalidní důchod III. stupně ve výši 16 200 Kč měsíčně. Dárcem byl bratr [[PERSON_17]] ([[BIRTH_ID_15]]).</w:t>
       </w:r>
     </w:p>
     <w:p>
@@ -158,7 +158,7 @@
         <w:spacing w:before="100" w:after="50"/>
       </w:pPr>
       <w:r>
-        <w:t>Žalobkyně [[PERSON_21]] ([[BIRTH_ID_14]], bytem Polní 56, Jihlava 586 01, email: [[EMAIL_3]]) podala žalobu na rozvod manželství se žalovaným [[PERSON_20]] ([[BIRTH_ID_15]], [[ADDRESS_8]]). Svěření dětí [[PERSON_19]] ([[BIRTH_ID_16]]) a [[PERSON_18]] ([[BIRTH_ID_17]]) do střídavé péče. Výživné stanoveno na 8 000 Kč měsíčně na každé dítě.</w:t>
+        <w:t>Žalobkyně [[PERSON_22]] ([[BIRTH_ID_16]], [[ADDRESS_8]], email: [[EMAIL_3]]) podala žalobu na rozvod manželství se žalovaným [[PERSON_21]] ([[BIRTH_ID_17]], [[ADDRESS_9]]). Svěření dětí [[PERSON_20]] ([[BIRTH_ID_18]]) a [[PERSON_19]] ([[BIRTH_ID_19]]) do střídavé péče. Výživné stanoveno na 8 000 Kč měsíčně na každé dítě.</w:t>
       </w:r>
     </w:p>
     <w:p>
@@ -166,7 +166,7 @@
         <w:spacing w:before="50" w:after="50"/>
       </w:pPr>
       <w:r>
-        <w:t>Opatrovník Mgr. [[PERSON_22]] ([[BIRTH_ID_18]], registrace ČAK: 12345) byl jmenován pro [[PERSON_23]] ([[BIRTH_ID_19]], [[ADDRESS_9]]), který trpí pokročilou demencí G30.8. [[PERSON_23]] byl zbaven způsobilosti k právním úkonům. Majetek v hodnotě 3 200 000 Kč spravuje opatrovník.</w:t>
+        <w:t>Opatrovník Mgr. [[PERSON_23]] ([[BIRTH_ID_20]], registrace ČAK: 12345) byl jmenován pro [[PERSON_24]] ([[BIRTH_ID_21]], [[ADDRESS_10]]), který trpí pokročilou demencí G30.8. [[PERSON_24]] byl zbaven způsobilosti k právním úkonům. Majetek v hodnotě 3 200 000 Kč spravuje opatrovník.</w:t>
       </w:r>
     </w:p>
     <w:p>
@@ -183,7 +183,7 @@
         <w:spacing w:before="100" w:after="50"/>
       </w:pPr>
       <w:r>
-        <w:t>Zaměstnanec [[PERSON_25]] ([[BIRTH_ID_20]], osobní číslo: 2018-PR-0789, [[ADDRESS_10]], [[PHONE_4]]) utrpěl pracovní úraz při obsluze lisu. [[PERSON_25]] byla diagnostikována amputace třech prstů pravé ruky. Jednorázové odškodnění činí 487 000 Kč na [[BANK_2]]. Jeho nadřízený Ing. [[PERSON_24]] ([[BIRTH_ID_21]]) potvrdil porušení bezpečnostních předpisů.</w:t>
+        <w:t>Zaměstnanec [[PERSON_26]] ([[BIRTH_ID_22]], osobní číslo: 2018-PR-0789, [[ADDRESS_11]], [[PHONE_6]]) utrpěl pracovní úraz při obsluze lisu. [[PERSON_26]] byla diagnostikována amputace třech prstů pravé ruky. Jednorázové odškodnění činí 487 000 Kč na [[BANK_2]]. Jeho nadřízený Ing. [[PERSON_25]] ([[BIRTH_ID_23]]) potvrdil porušení bezpečnostních předpisů.</w:t>
       </w:r>
     </w:p>
     <w:p>
@@ -191,7 +191,7 @@
         <w:spacing w:before="50" w:after="50"/>
       </w:pPr>
       <w:r>
-        <w:t>Zaměstnankyně [[PERSON_26]] ([[BIRTH_ID_22]], osobní číslo: 2015-CH-0456, email: [[EMAIL_4]]) má uznanou nemoc z povolání J40.8 (chronická obstrukční plicní nemoc) způsobenou dlouhodobou expozicí chemickým látkám. [[PERSON_26]] byla přiznána renta 14 500 Kč měsíčně a náhrada nemajetkové újmy 340 000 Kč.</w:t>
+        <w:t>Zaměstnankyně [[PERSON_27]] ([[BIRTH_ID_24]], osobní číslo: 2015-CH-0456, email: [[EMAIL_4]]) má uznanou nemoc z povolání J40.8 (chronická obstrukční plicní nemoc) způsobenou dlouhodobou expozicí chemickým látkám. [[PERSON_27]] byla přiznána renta 14 500 Kč měsíčně a náhrada nemajetkové újmy 340 000 Kč.</w:t>
       </w:r>
     </w:p>
     <w:p>
@@ -208,7 +208,7 @@
         <w:spacing w:before="100" w:after="50"/>
       </w:pPr>
       <w:r>
-        <w:t>Dlužník [[PERSON_28]] ([[BIRTH_ID_23]], [[ADDRESS_11]]) má evidováno 12 exekucí v celkové výši 1 847 600 Kč. Věřiteli jsou: Home Credit a.s. ([[ICO_5]]), Provident Financial s.r.o. ([[ICO_6]]) a mobilní operátoři. Exekutor JUDr. [[PERSON_27]] (exekutorský úřad Ostrava, registrace 247/02) zahájil prodej nemovitosti LV č. 7823. [[PERSON_10]] byla srážena mzda 85 400 Kč na [[BANK_3]].</w:t>
+        <w:t>Dlužník [[PERSON_29]] ([[BIRTH_ID_25]], [[ADDRESS_12]]) má evidováno 12 exekucí v celkové výši 1 847 600 Kč. Věřiteli jsou: Home Credit a.s. ([[ICO_5]]), Provident Financial s.r.o. ([[ICO_6]]) a mobilní operátoři. Exekutor JUDr. [[PERSON_28]] (exekutorský úřad [[ADDRESS_13]], registrace 247/02) zahájil prodej nemovitosti LV č. 7823. [[PERSON_11]] byla srážena mzda 85 400 Kč na [[BANK_3]].</w:t>
       </w:r>
     </w:p>
     <w:p>
@@ -216,7 +216,7 @@
         <w:spacing w:before="50" w:after="50"/>
       </w:pPr>
       <w:r>
-        <w:t>Insolvence dlužnice [[PERSON_30]] ([[BIRTH_ID_24]], [[ADDRESS_12]]) byla prohlášena Krajským soudem v Ostravě pod sp. zn. KSOS 45 INS 7823/2024. [[PERSON_30]] bylo povoleno oddlužení plněním splátkového kalendáře na 5 let s měsíční splátkou 4 500 Kč. Insolvenční správkyně Mgr. [[PERSON_29]] (registrace 1247) řídí proces.</w:t>
+        <w:t>Insolvence dlužnice [[PERSON_31]] ([[BIRTH_ID_26]], [[ADDRESS_14]]) byla prohlášena Krajským soudem [[ADDRESS_15]] pod sp. zn. KSOS 45 INS 7823/2024. [[PERSON_31]] bylo povoleno oddlužení plněním splátkového kalendáře na 5 let s měsíční splátkou 4 500 Kč. Insolvenční správkyně Mgr. [[PERSON_30]] (registrace 1247) řídí proces.</w:t>
       </w:r>
     </w:p>
     <w:p>
@@ -346,24 +346,22 @@
             </w:tcBorders>
           </w:tcPr>
           <w:p>
-            <w:r>
-              <w:t>[[PERSON_65]]</w:t>
-            </w:r>
-          </w:p>
-        </w:tc>
-        <w:tc>
-          <w:tcPr>
-            <w:tcW w:type="dxa" w:w="3000"/>
-            <w:tcBorders>
-              <w:top w:val="single" w:color="999999" w:sz="1"/>
-              <w:left w:val="single" w:color="999999" w:sz="1"/>
-              <w:bottom w:val="single" w:color="999999" w:sz="1"/>
-              <w:right w:val="single" w:color="999999" w:sz="1"/>
-            </w:tcBorders>
-          </w:tcPr>
-          <w:p>
-            <w:r>
-              <w:t>[[BIRTH_ID_58]]</w:t>
+            <w:r/>
+          </w:p>
+        </w:tc>
+        <w:tc>
+          <w:tcPr>
+            <w:tcW w:type="dxa" w:w="3000"/>
+            <w:tcBorders>
+              <w:top w:val="single" w:color="999999" w:sz="1"/>
+              <w:left w:val="single" w:color="999999" w:sz="1"/>
+              <w:bottom w:val="single" w:color="999999" w:sz="1"/>
+              <w:right w:val="single" w:color="999999" w:sz="1"/>
+            </w:tcBorders>
+          </w:tcPr>
+          <w:p>
+            <w:r>
+              <w:t>[[BIRTH_ID_60]]</w:t>
             </w:r>
           </w:p>
         </w:tc>
@@ -396,24 +394,22 @@
             </w:tcBorders>
           </w:tcPr>
           <w:p>
-            <w:r>
-              <w:t>[[PERSON_66]]</w:t>
-            </w:r>
-          </w:p>
-        </w:tc>
-        <w:tc>
-          <w:tcPr>
-            <w:tcW w:type="dxa" w:w="3000"/>
-            <w:tcBorders>
-              <w:top w:val="single" w:color="999999" w:sz="1"/>
-              <w:left w:val="single" w:color="999999" w:sz="1"/>
-              <w:bottom w:val="single" w:color="999999" w:sz="1"/>
-              <w:right w:val="single" w:color="999999" w:sz="1"/>
-            </w:tcBorders>
-          </w:tcPr>
-          <w:p>
-            <w:r>
-              <w:t>[[BIRTH_ID_59]]</w:t>
+            <w:r/>
+          </w:p>
+        </w:tc>
+        <w:tc>
+          <w:tcPr>
+            <w:tcW w:type="dxa" w:w="3000"/>
+            <w:tcBorders>
+              <w:top w:val="single" w:color="999999" w:sz="1"/>
+              <w:left w:val="single" w:color="999999" w:sz="1"/>
+              <w:bottom w:val="single" w:color="999999" w:sz="1"/>
+              <w:right w:val="single" w:color="999999" w:sz="1"/>
+            </w:tcBorders>
+          </w:tcPr>
+          <w:p>
+            <w:r>
+              <w:t>[[BIRTH_ID_61]]</w:t>
             </w:r>
           </w:p>
         </w:tc>
@@ -447,23 +443,23 @@
           </w:tcPr>
           <w:p>
             <w:r>
-              <w:t>[[PERSON_67]]</w:t>
-            </w:r>
-          </w:p>
-        </w:tc>
-        <w:tc>
-          <w:tcPr>
-            <w:tcW w:type="dxa" w:w="3000"/>
-            <w:tcBorders>
-              <w:top w:val="single" w:color="999999" w:sz="1"/>
-              <w:left w:val="single" w:color="999999" w:sz="1"/>
-              <w:bottom w:val="single" w:color="999999" w:sz="1"/>
-              <w:right w:val="single" w:color="999999" w:sz="1"/>
-            </w:tcBorders>
-          </w:tcPr>
-          <w:p>
-            <w:r>
-              <w:t>[[BIRTH_ID_60]]</w:t>
+              <w:t>[[PERSON_68]]</w:t>
+            </w:r>
+          </w:p>
+        </w:tc>
+        <w:tc>
+          <w:tcPr>
+            <w:tcW w:type="dxa" w:w="3000"/>
+            <w:tcBorders>
+              <w:top w:val="single" w:color="999999" w:sz="1"/>
+              <w:left w:val="single" w:color="999999" w:sz="1"/>
+              <w:bottom w:val="single" w:color="999999" w:sz="1"/>
+              <w:right w:val="single" w:color="999999" w:sz="1"/>
+            </w:tcBorders>
+          </w:tcPr>
+          <w:p>
+            <w:r>
+              <w:t>[[BIRTH_ID_62]]</w:t>
             </w:r>
           </w:p>
         </w:tc>
@@ -496,24 +492,22 @@
             </w:tcBorders>
           </w:tcPr>
           <w:p>
-            <w:r>
-              <w:t>[[PERSON_68]]</w:t>
-            </w:r>
-          </w:p>
-        </w:tc>
-        <w:tc>
-          <w:tcPr>
-            <w:tcW w:type="dxa" w:w="3000"/>
-            <w:tcBorders>
-              <w:top w:val="single" w:color="999999" w:sz="1"/>
-              <w:left w:val="single" w:color="999999" w:sz="1"/>
-              <w:bottom w:val="single" w:color="999999" w:sz="1"/>
-              <w:right w:val="single" w:color="999999" w:sz="1"/>
-            </w:tcBorders>
-          </w:tcPr>
-          <w:p>
-            <w:r>
-              <w:t>[[BIRTH_ID_61]]</w:t>
+            <w:r/>
+          </w:p>
+        </w:tc>
+        <w:tc>
+          <w:tcPr>
+            <w:tcW w:type="dxa" w:w="3000"/>
+            <w:tcBorders>
+              <w:top w:val="single" w:color="999999" w:sz="1"/>
+              <w:left w:val="single" w:color="999999" w:sz="1"/>
+              <w:bottom w:val="single" w:color="999999" w:sz="1"/>
+              <w:right w:val="single" w:color="999999" w:sz="1"/>
+            </w:tcBorders>
+          </w:tcPr>
+          <w:p>
+            <w:r>
+              <w:t>[[BIRTH_ID_63]]</w:t>
             </w:r>
           </w:p>
         </w:tc>
@@ -529,7 +523,7 @@
           </w:tcPr>
           <w:p>
             <w:r>
-              <w:t>[[ADDRESS_18]] 956 400 Kč</w:t>
+              <w:t>[[ADDRESS_22]] 956 400 Kč</w:t>
             </w:r>
           </w:p>
         </w:tc>
@@ -546,24 +540,22 @@
             </w:tcBorders>
           </w:tcPr>
           <w:p>
-            <w:r>
-              <w:t>[[PERSON_69]]</w:t>
-            </w:r>
-          </w:p>
-        </w:tc>
-        <w:tc>
-          <w:tcPr>
-            <w:tcW w:type="dxa" w:w="3000"/>
-            <w:tcBorders>
-              <w:top w:val="single" w:color="999999" w:sz="1"/>
-              <w:left w:val="single" w:color="999999" w:sz="1"/>
-              <w:bottom w:val="single" w:color="999999" w:sz="1"/>
-              <w:right w:val="single" w:color="999999" w:sz="1"/>
-            </w:tcBorders>
-          </w:tcPr>
-          <w:p>
-            <w:r>
-              <w:t>[[BIRTH_ID_62]]</w:t>
+            <w:r/>
+          </w:p>
+        </w:tc>
+        <w:tc>
+          <w:tcPr>
+            <w:tcW w:type="dxa" w:w="3000"/>
+            <w:tcBorders>
+              <w:top w:val="single" w:color="999999" w:sz="1"/>
+              <w:left w:val="single" w:color="999999" w:sz="1"/>
+              <w:bottom w:val="single" w:color="999999" w:sz="1"/>
+              <w:right w:val="single" w:color="999999" w:sz="1"/>
+            </w:tcBorders>
+          </w:tcPr>
+          <w:p>
+            <w:r>
+              <w:t>[[BIRTH_ID_64]]</w:t>
             </w:r>
           </w:p>
         </w:tc>
@@ -596,24 +588,22 @@
             </w:tcBorders>
           </w:tcPr>
           <w:p>
-            <w:r>
-              <w:t>[[PERSON_70]]</w:t>
-            </w:r>
-          </w:p>
-        </w:tc>
-        <w:tc>
-          <w:tcPr>
-            <w:tcW w:type="dxa" w:w="3000"/>
-            <w:tcBorders>
-              <w:top w:val="single" w:color="999999" w:sz="1"/>
-              <w:left w:val="single" w:color="999999" w:sz="1"/>
-              <w:bottom w:val="single" w:color="999999" w:sz="1"/>
-              <w:right w:val="single" w:color="999999" w:sz="1"/>
-            </w:tcBorders>
-          </w:tcPr>
-          <w:p>
-            <w:r>
-              <w:t>[[BIRTH_ID_63]]</w:t>
+            <w:r/>
+          </w:p>
+        </w:tc>
+        <w:tc>
+          <w:tcPr>
+            <w:tcW w:type="dxa" w:w="3000"/>
+            <w:tcBorders>
+              <w:top w:val="single" w:color="999999" w:sz="1"/>
+              <w:left w:val="single" w:color="999999" w:sz="1"/>
+              <w:bottom w:val="single" w:color="999999" w:sz="1"/>
+              <w:right w:val="single" w:color="999999" w:sz="1"/>
+            </w:tcBorders>
+          </w:tcPr>
+          <w:p>
+            <w:r>
+              <w:t>[[BIRTH_ID_65]]</w:t>
             </w:r>
           </w:p>
         </w:tc>
@@ -646,24 +636,22 @@
             </w:tcBorders>
           </w:tcPr>
           <w:p>
-            <w:r>
-              <w:t>[[PERSON_71]]</w:t>
-            </w:r>
-          </w:p>
-        </w:tc>
-        <w:tc>
-          <w:tcPr>
-            <w:tcW w:type="dxa" w:w="3000"/>
-            <w:tcBorders>
-              <w:top w:val="single" w:color="999999" w:sz="1"/>
-              <w:left w:val="single" w:color="999999" w:sz="1"/>
-              <w:bottom w:val="single" w:color="999999" w:sz="1"/>
-              <w:right w:val="single" w:color="999999" w:sz="1"/>
-            </w:tcBorders>
-          </w:tcPr>
-          <w:p>
-            <w:r>
-              <w:t>[[BIRTH_ID_64]]</w:t>
+            <w:r/>
+          </w:p>
+        </w:tc>
+        <w:tc>
+          <w:tcPr>
+            <w:tcW w:type="dxa" w:w="3000"/>
+            <w:tcBorders>
+              <w:top w:val="single" w:color="999999" w:sz="1"/>
+              <w:left w:val="single" w:color="999999" w:sz="1"/>
+              <w:bottom w:val="single" w:color="999999" w:sz="1"/>
+              <w:right w:val="single" w:color="999999" w:sz="1"/>
+            </w:tcBorders>
+          </w:tcPr>
+          <w:p>
+            <w:r>
+              <w:t>[[BIRTH_ID_66]]</w:t>
             </w:r>
           </w:p>
         </w:tc>
@@ -696,24 +684,22 @@
             </w:tcBorders>
           </w:tcPr>
           <w:p>
-            <w:r>
-              <w:t>[[PERSON_72]]</w:t>
-            </w:r>
-          </w:p>
-        </w:tc>
-        <w:tc>
-          <w:tcPr>
-            <w:tcW w:type="dxa" w:w="3000"/>
-            <w:tcBorders>
-              <w:top w:val="single" w:color="999999" w:sz="1"/>
-              <w:left w:val="single" w:color="999999" w:sz="1"/>
-              <w:bottom w:val="single" w:color="999999" w:sz="1"/>
-              <w:right w:val="single" w:color="999999" w:sz="1"/>
-            </w:tcBorders>
-          </w:tcPr>
-          <w:p>
-            <w:r>
-              <w:t>[[BIRTH_ID_65]]</w:t>
+            <w:r/>
+          </w:p>
+        </w:tc>
+        <w:tc>
+          <w:tcPr>
+            <w:tcW w:type="dxa" w:w="3000"/>
+            <w:tcBorders>
+              <w:top w:val="single" w:color="999999" w:sz="1"/>
+              <w:left w:val="single" w:color="999999" w:sz="1"/>
+              <w:bottom w:val="single" w:color="999999" w:sz="1"/>
+              <w:right w:val="single" w:color="999999" w:sz="1"/>
+            </w:tcBorders>
+          </w:tcPr>
+          <w:p>
+            <w:r>
+              <w:t>[[BIRTH_ID_67]]</w:t>
             </w:r>
           </w:p>
         </w:tc>
@@ -746,24 +732,22 @@
             </w:tcBorders>
           </w:tcPr>
           <w:p>
-            <w:r>
-              <w:t>[[PERSON_73]]</w:t>
-            </w:r>
-          </w:p>
-        </w:tc>
-        <w:tc>
-          <w:tcPr>
-            <w:tcW w:type="dxa" w:w="3000"/>
-            <w:tcBorders>
-              <w:top w:val="single" w:color="999999" w:sz="1"/>
-              <w:left w:val="single" w:color="999999" w:sz="1"/>
-              <w:bottom w:val="single" w:color="999999" w:sz="1"/>
-              <w:right w:val="single" w:color="999999" w:sz="1"/>
-            </w:tcBorders>
-          </w:tcPr>
-          <w:p>
-            <w:r>
-              <w:t>[[BIRTH_ID_66]]</w:t>
+            <w:r/>
+          </w:p>
+        </w:tc>
+        <w:tc>
+          <w:tcPr>
+            <w:tcW w:type="dxa" w:w="3000"/>
+            <w:tcBorders>
+              <w:top w:val="single" w:color="999999" w:sz="1"/>
+              <w:left w:val="single" w:color="999999" w:sz="1"/>
+              <w:bottom w:val="single" w:color="999999" w:sz="1"/>
+              <w:right w:val="single" w:color="999999" w:sz="1"/>
+            </w:tcBorders>
+          </w:tcPr>
+          <w:p>
+            <w:r>
+              <w:t>[[BIRTH_ID_68]]</w:t>
             </w:r>
           </w:p>
         </w:tc>
@@ -796,24 +780,22 @@
             </w:tcBorders>
           </w:tcPr>
           <w:p>
-            <w:r>
-              <w:t>[[PERSON_74]]</w:t>
-            </w:r>
-          </w:p>
-        </w:tc>
-        <w:tc>
-          <w:tcPr>
-            <w:tcW w:type="dxa" w:w="3000"/>
-            <w:tcBorders>
-              <w:top w:val="single" w:color="999999" w:sz="1"/>
-              <w:left w:val="single" w:color="999999" w:sz="1"/>
-              <w:bottom w:val="single" w:color="999999" w:sz="1"/>
-              <w:right w:val="single" w:color="999999" w:sz="1"/>
-            </w:tcBorders>
-          </w:tcPr>
-          <w:p>
-            <w:r>
-              <w:t>[[BIRTH_ID_67]]</w:t>
+            <w:r/>
+          </w:p>
+        </w:tc>
+        <w:tc>
+          <w:tcPr>
+            <w:tcW w:type="dxa" w:w="3000"/>
+            <w:tcBorders>
+              <w:top w:val="single" w:color="999999" w:sz="1"/>
+              <w:left w:val="single" w:color="999999" w:sz="1"/>
+              <w:bottom w:val="single" w:color="999999" w:sz="1"/>
+              <w:right w:val="single" w:color="999999" w:sz="1"/>
+            </w:tcBorders>
+          </w:tcPr>
+          <w:p>
+            <w:r>
+              <w:t>[[BIRTH_ID_69]]</w:t>
             </w:r>
           </w:p>
         </w:tc>
@@ -853,231 +835,231 @@
         <w:spacing w:before="50" w:after="30"/>
       </w:pPr>
       <w:r>
-        <w:t>• [[PERSON_31]] ([[BIRTH_ID_25]]) - odsouzen za zpronevěru, trest 4 roky, VÚ Bory</w:t>
-      </w:r>
-    </w:p>
-    <w:p>
-      <w:pPr>
-        <w:spacing w:before="30" w:after="30"/>
-      </w:pPr>
-      <w:r>
-        <w:t>• [[PERSON_32]] ([[BIRTH_ID_26]], email: [[EMAIL_5]]) - pacientka s cystickou fibrózou E84.9</w:t>
-      </w:r>
-    </w:p>
-    <w:p>
-      <w:pPr>
-        <w:spacing w:before="30" w:after="30"/>
-      </w:pPr>
-      <w:r>
-        <w:t>• [[PERSON_33]] ([[BIRTH_ID_27]], [[PHONE_5]]) - dlužník, 9 exekucí, celkem 1 124 800 Kč</w:t>
-      </w:r>
-    </w:p>
-    <w:p>
-      <w:pPr>
-        <w:spacing w:before="30" w:after="30"/>
-      </w:pPr>
-      <w:r>
-        <w:t>• [[PERSON_34]] ([[BIRTH_ID_28]]) - příjemkyně příspěvku na péči IV. stupně, 19 200 Kč měsíčně</w:t>
-      </w:r>
-    </w:p>
-    <w:p>
-      <w:pPr>
-        <w:spacing w:before="30" w:after="30"/>
-      </w:pPr>
-      <w:r>
-        <w:t>• [[PERSON_36]] ([[BIRTH_ID_29]], bytem Hlavní 45, Přerov 750 02) - plátce výživného 12 500 Kč na dceru [[PERSON_35]] ([[BIRTH_ID_30]])</w:t>
-      </w:r>
-    </w:p>
-    <w:p>
-      <w:pPr>
-        <w:spacing w:before="30" w:after="30"/>
-      </w:pPr>
-      <w:r>
-        <w:t>• [[PERSON_37]] ([[BIRTH_ID_31]], [[BANK_4]]) - dluh z úvěru 487 000 Kč, Creditas a.s.</w:t>
-      </w:r>
-    </w:p>
-    <w:p>
-      <w:pPr>
-        <w:spacing w:before="30" w:after="30"/>
-      </w:pPr>
-      <w:r>
-        <w:t>• [[PERSON_39]] ([[BIRTH_ID_32]], ŘP č. [[ID_CARD_2]]) - důchodce, Alzheimerova demence G30.1, opatrovnice Mgr. [[PERSON_38]] ([[BIRTH_ID_33]])</w:t>
-      </w:r>
-    </w:p>
-    <w:p>
-      <w:pPr>
-        <w:spacing w:before="30" w:after="30"/>
-      </w:pPr>
-      <w:r>
-        <w:t>• [[PERSON_40]] ([[BIRTH_ID_34]], [[ADDRESS_13]]) - insolvenční řízení KSBR 23 INS 4567/2024</w:t>
-      </w:r>
-    </w:p>
-    <w:p>
-      <w:pPr>
-        <w:spacing w:before="30" w:after="30"/>
-      </w:pPr>
-      <w:r>
-        <w:t>• [[PERSON_41]] ([[BIRTH_ID_35]], [[PHONE_6]]) - HIV pozitivita B20, léčba Biktarvy</w:t>
-      </w:r>
-    </w:p>
-    <w:p>
-      <w:pPr>
-        <w:spacing w:before="30" w:after="30"/>
-      </w:pPr>
-      <w:r>
-        <w:t>• [[PERSON_42]] ([[BIRTH_ID_24]], email: [[EMAIL_6]]) - nemoc z povolání J62.8, azbestóza</w:t>
-      </w:r>
-    </w:p>
-    <w:p>
-      <w:pPr>
-        <w:spacing w:before="30" w:after="30"/>
-      </w:pPr>
-      <w:r>
-        <w:t>• [[PERSON_43]] ([[BIRTH_ID_36]]) - trest 10 let za obchod s drogami § 283, VÚ Valdice</w:t>
-      </w:r>
-    </w:p>
-    <w:p>
-      <w:pPr>
-        <w:spacing w:before="30" w:after="30"/>
-      </w:pPr>
-      <w:r>
-        <w:t>• [[PERSON_44]] ([[BIRTH_ID_37]], [[ADDRESS_14]]) - úrazové pojištění, výplata 340 000 Kč</w:t>
-      </w:r>
-    </w:p>
-    <w:p>
-      <w:pPr>
-        <w:spacing w:before="30" w:after="30"/>
-      </w:pPr>
-      <w:r>
-        <w:t>• [[PERSON_45]] ([[BIRTH_ID_38]], [[ICO_7]]) - dluh ČSSZ 247 600 Kč, exekuce</w:t>
-      </w:r>
-    </w:p>
-    <w:p>
-      <w:pPr>
-        <w:spacing w:before="30" w:after="30"/>
-      </w:pPr>
-      <w:r>
-        <w:t>• [[PERSON_46]] ([[BIRTH_ID_39]], [[PHONE_7]]) - transplantace jater K72.9, čeká na dárce</w:t>
-      </w:r>
-    </w:p>
-    <w:p>
-      <w:pPr>
-        <w:spacing w:before="30" w:after="30"/>
-      </w:pPr>
-      <w:r>
-        <w:t>• [[PERSON_47]] ([[BIRTH_ID_40]], [[ID_CARD_3]]) - dluh na výživném 124 500 Kč, exekutor JUDr. Novák</w:t>
-      </w:r>
-    </w:p>
-    <w:p>
-      <w:pPr>
-        <w:spacing w:before="30" w:after="30"/>
-      </w:pPr>
-      <w:r>
-        <w:t>• [[PERSON_48]] ([[BIRTH_ID_41]]) - pacientka dialyzačního střediska, chronická renální insuficience N18.5</w:t>
-      </w:r>
-    </w:p>
-    <w:p>
-      <w:pPr>
-        <w:spacing w:before="30" w:after="30"/>
-      </w:pPr>
-      <w:r>
-        <w:t>• [[PERSON_49]] ([[BIRTH_ID_42]], [[ADDRESS_15]]) - žádost o azyl, Sýrie, pobyt povolen</w:t>
-      </w:r>
-    </w:p>
-    <w:p>
-      <w:pPr>
-        <w:spacing w:before="30" w:after="30"/>
-      </w:pPr>
-      <w:r>
-        <w:t>• [[PERSON_50]] ([[BIRTH_ID_43]]) - důchodce, invalidní důchod III. stupně 14 800 Kč, diabetes T2</w:t>
-      </w:r>
-    </w:p>
-    <w:p>
-      <w:pPr>
-        <w:spacing w:before="30" w:after="30"/>
-      </w:pPr>
-      <w:r>
-        <w:t>• [[PERSON_52]] ([[BIRTH_ID_44]], [[BANK_5]]) - životní pojištění 3 500 000 Kč, beneficient [[PERSON_51]] ([[BIRTH_ID_45]])</w:t>
-      </w:r>
-    </w:p>
-    <w:p>
-      <w:pPr>
-        <w:spacing w:before="30" w:after="30"/>
-      </w:pPr>
-      <w:r>
-        <w:t>• [[PERSON_53]] ([[BIRTH_ID_46]], [[PHONE_8]]) - pracovní úraz, amputace nohy, náhrada 870 000 Kč</w:t>
-      </w:r>
-    </w:p>
-    <w:p>
-      <w:pPr>
-        <w:spacing w:before="30" w:after="30"/>
-      </w:pPr>
-      <w:r>
-        <w:t>• [[PERSON_54]] ([[BIRTH_ID_47]], [[ADDRESS_16]]) - klientka sociálních služeb, domácí násilí</w:t>
-      </w:r>
-    </w:p>
-    <w:p>
-      <w:pPr>
-        <w:spacing w:before="30" w:after="30"/>
-      </w:pPr>
-      <w:r>
-        <w:t>• [[PERSON_55]] ([[BIRTH_ID_48]], email: [[EMAIL_7]]) - zaměstnanec na sick leave, depresivní epizoda F32.1</w:t>
-      </w:r>
-    </w:p>
-    <w:p>
-      <w:pPr>
-        <w:spacing w:before="30" w:after="30"/>
-      </w:pPr>
-      <w:r>
-        <w:t>• [[PERSON_56]] ([[BIRTH_ID_49]]) - matka samoživitelka, příspěvek na bydlení 6 200 Kč, 3 děti</w:t>
-      </w:r>
-    </w:p>
-    <w:p>
-      <w:pPr>
-        <w:spacing w:before="30" w:after="30"/>
-      </w:pPr>
-      <w:r>
-        <w:t>• [[PERSON_57]] ([[BIRTH_ID_50]]) - poškozený při dopravní nehodě, trvalé následky, náhrada 1 240 000 Kč</w:t>
-      </w:r>
-    </w:p>
-    <w:p>
-      <w:pPr>
-        <w:spacing w:before="30" w:after="30"/>
-      </w:pPr>
-      <w:r>
-        <w:t>• [[PERSON_59]] ([[BIRTH_ID_51]], [[PHONE_9]]) - rozvod, výživné na syna [[PERSON_58]] ([[BIRTH_ID_52]]) 9 500 Kč</w:t>
-      </w:r>
-    </w:p>
-    <w:p>
-      <w:pPr>
-        <w:spacing w:before="30" w:after="30"/>
-      </w:pPr>
-      <w:r>
-        <w:t>• [[PERSON_60]] ([[BIRTH_ID_53]], ŘP č. [[ID_CARD_4]]) - trest 15 let za ublížení na zdraví § 146, VÚ Mírov</w:t>
-      </w:r>
-    </w:p>
-    <w:p>
-      <w:pPr>
-        <w:spacing w:before="30" w:after="30"/>
-      </w:pPr>
-      <w:r>
-        <w:t>• [[PERSON_61]] ([[BIRTH_ID_54]], [[ADDRESS_17]]) - závislost na opioidech F11.2, substituční program</w:t>
-      </w:r>
-    </w:p>
-    <w:p>
-      <w:pPr>
-        <w:spacing w:before="30" w:after="30"/>
-      </w:pPr>
-      <w:r>
-        <w:t>• [[PERSON_62]] ([[BIRTH_ID_55]]) - dlužník, 14 věřitelů, insolvence schválena, splátky 5 800 Kč</w:t>
-      </w:r>
-    </w:p>
-    <w:p>
-      <w:pPr>
-        <w:spacing w:before="30" w:after="30"/>
-      </w:pPr>
-      <w:r>
-        <w:t>• [[PERSON_63]] ([[BIRTH_ID_56]], [[BANK_6]]) - držitelka průkazu ZTP, příspěvek 4 500 Kč</w:t>
+        <w:t>• [[PERSON_32]] ([[BIRTH_ID_27]]) - odsouzen za zpronevěru, trest 4 roky, VÚ Bory</w:t>
+      </w:r>
+    </w:p>
+    <w:p>
+      <w:pPr>
+        <w:spacing w:before="30" w:after="30"/>
+      </w:pPr>
+      <w:r>
+        <w:t>• [[PERSON_33]] ([[BIRTH_ID_28]], email: [[EMAIL_5]]) - pacientka s cystickou fibrózou E84.9</w:t>
+      </w:r>
+    </w:p>
+    <w:p>
+      <w:pPr>
+        <w:spacing w:before="30" w:after="30"/>
+      </w:pPr>
+      <w:r>
+        <w:t>• [[PERSON_34]] ([[BIRTH_ID_29]], [[PHONE_7]]) - dlužník, 9 exekucí, celkem 1 124 800 Kč</w:t>
+      </w:r>
+    </w:p>
+    <w:p>
+      <w:pPr>
+        <w:spacing w:before="30" w:after="30"/>
+      </w:pPr>
+      <w:r>
+        <w:t>• [[PERSON_35]] ([[BIRTH_ID_30]]) - příjemkyně příspěvku na péči IV. stupně, 19 200 Kč měsíčně</w:t>
+      </w:r>
+    </w:p>
+    <w:p>
+      <w:pPr>
+        <w:spacing w:before="30" w:after="30"/>
+      </w:pPr>
+      <w:r>
+        <w:t>• [[PERSON_37]] ([[BIRTH_ID_31]], [[ADDRESS_16]]) - plátce výživného 12 500 Kč na dceru [[PERSON_36]] ([[BIRTH_ID_32]])</w:t>
+      </w:r>
+    </w:p>
+    <w:p>
+      <w:pPr>
+        <w:spacing w:before="30" w:after="30"/>
+      </w:pPr>
+      <w:r>
+        <w:t>• [[PERSON_38]] ([[BIRTH_ID_33]], [[BANK_4]]) - dluh z úvěru 487 000 Kč, Creditas a.s.</w:t>
+      </w:r>
+    </w:p>
+    <w:p>
+      <w:pPr>
+        <w:spacing w:before="30" w:after="30"/>
+      </w:pPr>
+      <w:r>
+        <w:t>• [[PERSON_40]] ([[BIRTH_ID_34]], ŘP č. [[ID_CARD_2]]) - důchodce, Alzheimerova demence G30.1, opatrovnice Mgr. [[PERSON_39]] ([[BIRTH_ID_35]])</w:t>
+      </w:r>
+    </w:p>
+    <w:p>
+      <w:pPr>
+        <w:spacing w:before="30" w:after="30"/>
+      </w:pPr>
+      <w:r>
+        <w:t>• [[PERSON_41]] ([[BIRTH_ID_36]], [[ADDRESS_17]]) - insolvenční řízení KSBR 23 INS 4567/2024</w:t>
+      </w:r>
+    </w:p>
+    <w:p>
+      <w:pPr>
+        <w:spacing w:before="30" w:after="30"/>
+      </w:pPr>
+      <w:r>
+        <w:t>• [[PERSON_42]] ([[BIRTH_ID_37]], [[PHONE_8]]) - HIV pozitivita B20, léčba Biktarvy</w:t>
+      </w:r>
+    </w:p>
+    <w:p>
+      <w:pPr>
+        <w:spacing w:before="30" w:after="30"/>
+      </w:pPr>
+      <w:r>
+        <w:t>• [[PERSON_43]] ([[BIRTH_ID_26]], email: [[EMAIL_6]]) - nemoc z povolání J62.8, azbestóza</w:t>
+      </w:r>
+    </w:p>
+    <w:p>
+      <w:pPr>
+        <w:spacing w:before="30" w:after="30"/>
+      </w:pPr>
+      <w:r>
+        <w:t>• [[PERSON_44]] ([[BIRTH_ID_38]]) - trest 10 let za obchod s drogami § 283, VÚ Valdice</w:t>
+      </w:r>
+    </w:p>
+    <w:p>
+      <w:pPr>
+        <w:spacing w:before="30" w:after="30"/>
+      </w:pPr>
+      <w:r>
+        <w:t>• [[PERSON_45]] ([[BIRTH_ID_39]], [[ADDRESS_18]]) - úrazové pojištění, výplata 340 000 Kč</w:t>
+      </w:r>
+    </w:p>
+    <w:p>
+      <w:pPr>
+        <w:spacing w:before="30" w:after="30"/>
+      </w:pPr>
+      <w:r>
+        <w:t>• [[PERSON_46]] ([[BIRTH_ID_40]], [[ICO_7]]) - dluh ČSSZ 247 600 Kč, exekuce</w:t>
+      </w:r>
+    </w:p>
+    <w:p>
+      <w:pPr>
+        <w:spacing w:before="30" w:after="30"/>
+      </w:pPr>
+      <w:r>
+        <w:t>• [[PERSON_47]] ([[BIRTH_ID_41]], [[PHONE_9]]) - transplantace jater K72.9, čeká na dárce</w:t>
+      </w:r>
+    </w:p>
+    <w:p>
+      <w:pPr>
+        <w:spacing w:before="30" w:after="30"/>
+      </w:pPr>
+      <w:r>
+        <w:t>• [[PERSON_48]] ([[BIRTH_ID_42]], [[ID_CARD_3]]) - dluh na výživném 124 500 Kč, exekutor JUDr. Novák</w:t>
+      </w:r>
+    </w:p>
+    <w:p>
+      <w:pPr>
+        <w:spacing w:before="30" w:after="30"/>
+      </w:pPr>
+      <w:r>
+        <w:t>• [[PERSON_49]] ([[BIRTH_ID_43]]) - pacientka dialyzačního střediska, chronická renální insuficience N18.5</w:t>
+      </w:r>
+    </w:p>
+    <w:p>
+      <w:pPr>
+        <w:spacing w:before="30" w:after="30"/>
+      </w:pPr>
+      <w:r>
+        <w:t>• [[PERSON_50]] ([[BIRTH_ID_44]], [[ADDRESS_19]]) - žádost o azyl, Sýrie, pobyt povolen</w:t>
+      </w:r>
+    </w:p>
+    <w:p>
+      <w:pPr>
+        <w:spacing w:before="30" w:after="30"/>
+      </w:pPr>
+      <w:r>
+        <w:t>• [[PERSON_51]] ([[BIRTH_ID_45]]) - důchodce, invalidní důchod III. stupně 14 800 Kč, diabetes T2</w:t>
+      </w:r>
+    </w:p>
+    <w:p>
+      <w:pPr>
+        <w:spacing w:before="30" w:after="30"/>
+      </w:pPr>
+      <w:r>
+        <w:t>• [[PERSON_53]] ([[BIRTH_ID_46]], [[BANK_5]]) - životní pojištění 3 500 000 Kč, beneficient [[PERSON_52]] ([[BIRTH_ID_47]])</w:t>
+      </w:r>
+    </w:p>
+    <w:p>
+      <w:pPr>
+        <w:spacing w:before="30" w:after="30"/>
+      </w:pPr>
+      <w:r>
+        <w:t>• [[PERSON_54]] ([[BIRTH_ID_48]], [[PHONE_10]]) - pracovní úraz, amputace nohy, náhrada 870 000 Kč</w:t>
+      </w:r>
+    </w:p>
+    <w:p>
+      <w:pPr>
+        <w:spacing w:before="30" w:after="30"/>
+      </w:pPr>
+      <w:r>
+        <w:t>• [[PERSON_55]] ([[BIRTH_ID_49]], [[ADDRESS_20]]) - klientka sociálních služeb, domácí násilí</w:t>
+      </w:r>
+    </w:p>
+    <w:p>
+      <w:pPr>
+        <w:spacing w:before="30" w:after="30"/>
+      </w:pPr>
+      <w:r>
+        <w:t>• [[PERSON_56]] ([[BIRTH_ID_50]], email: [[EMAIL_7]]) - zaměstnanec na sick leave, depresivní epizoda F32.1</w:t>
+      </w:r>
+    </w:p>
+    <w:p>
+      <w:pPr>
+        <w:spacing w:before="30" w:after="30"/>
+      </w:pPr>
+      <w:r>
+        <w:t>• [[PERSON_57]] ([[BIRTH_ID_51]]) - matka samoživitelka, příspěvek na bydlení 6 200 Kč, 3 děti</w:t>
+      </w:r>
+    </w:p>
+    <w:p>
+      <w:pPr>
+        <w:spacing w:before="30" w:after="30"/>
+      </w:pPr>
+      <w:r>
+        <w:t>• [[PERSON_58]] ([[BIRTH_ID_52]]) - poškozený při dopravní nehodě, trvalé následky, náhrada 1 240 000 Kč</w:t>
+      </w:r>
+    </w:p>
+    <w:p>
+      <w:pPr>
+        <w:spacing w:before="30" w:after="30"/>
+      </w:pPr>
+      <w:r>
+        <w:t>• [[PERSON_60]] ([[BIRTH_ID_53]], [[PHONE_11]]) - rozvod, výživné na syna [[PERSON_59]] ([[BIRTH_ID_54]]) 9 500 Kč</w:t>
+      </w:r>
+    </w:p>
+    <w:p>
+      <w:pPr>
+        <w:spacing w:before="30" w:after="30"/>
+      </w:pPr>
+      <w:r>
+        <w:t>• [[PERSON_61]] ([[BIRTH_ID_55]], ŘP č. [[ID_CARD_4]]) - trest 15 let za ublížení na zdraví § 146, VÚ Mírov</w:t>
+      </w:r>
+    </w:p>
+    <w:p>
+      <w:pPr>
+        <w:spacing w:before="30" w:after="30"/>
+      </w:pPr>
+      <w:r>
+        <w:t>• [[PERSON_62]] ([[BIRTH_ID_56]], [[ADDRESS_21]]) - závislost na opioidech F11.2, substituční program</w:t>
+      </w:r>
+    </w:p>
+    <w:p>
+      <w:pPr>
+        <w:spacing w:before="30" w:after="30"/>
+      </w:pPr>
+      <w:r>
+        <w:t>• [[PERSON_63]] ([[BIRTH_ID_57]]) - dlužník, 14 věřitelů, insolvence schválena, splátky 5 800 Kč</w:t>
+      </w:r>
+    </w:p>
+    <w:p>
+      <w:pPr>
+        <w:spacing w:before="30" w:after="30"/>
+      </w:pPr>
+      <w:r>
+        <w:t>• [[PERSON_64]] ([[BIRTH_ID_58]], [[BANK_6]]) - držitelka průkazu ZTP, příspěvek 4 500 Kč</w:t>
       </w:r>
     </w:p>
     <w:p>
@@ -1085,7 +1067,7 @@
         <w:spacing w:before="30" w:after="240"/>
       </w:pPr>
       <w:r>
-        <w:t>• [[PERSON_64]] ([[BIRTH_ID_57]], email: [[EMAIL_8]]) - genetické vyšetření, mutace Huntingtonovy choroby G10</w:t>
+        <w:t>• [[PERSON_65]] ([[BIRTH_ID_59]], email: [[EMAIL_8]]) - genetické vyšetření, mutace Huntingtonovy choroby G10</w:t>
       </w:r>
     </w:p>
     <w:p>

--- a/test_data/smlouva28_anon.docx
+++ b/test_data/smlouva28_anon.docx
@@ -166,7 +166,7 @@
         <w:spacing w:before="50" w:after="50"/>
       </w:pPr>
       <w:r>
-        <w:t>Opatrovník Mgr. [[PERSON_23]] ([[BIRTH_ID_20]], registrace ČAK: 12345) byl jmenován pro [[PERSON_24]] ([[BIRTH_ID_21]], [[ADDRESS_10]]), který trpí pokročilou demencí G30.8. [[PERSON_24]] byl zbaven způsobilosti k právním úkonům. Majetek v hodnotě 3 200 000 Kč spravuje opatrovník.</w:t>
+        <w:t>Opatrovník Mgr. [[PERSON_23]] ([[BIRTH_ID_20]], registrace ČAK: 12345) byl jmenován pro [[PERSON_24]] ([[BIRTH_ID_21]], [[ADDRESS_16]]), který trpí pokročilou demencí G30.8. [[PERSON_24]] byl zbaven způsobilosti k právním úkonům. Majetek v hodnotě 3 200 000 Kč spravuje opatrovník.</w:t>
       </w:r>
     </w:p>
     <w:p>
@@ -208,7 +208,7 @@
         <w:spacing w:before="100" w:after="50"/>
       </w:pPr>
       <w:r>
-        <w:t>Dlužník [[PERSON_29]] ([[BIRTH_ID_25]], [[ADDRESS_12]]) má evidováno 12 exekucí v celkové výši 1 847 600 Kč. Věřiteli jsou: Home Credit a.s. ([[ICO_5]]), Provident Financial s.r.o. ([[ICO_6]]) a mobilní operátoři. Exekutor JUDr. [[PERSON_28]] (exekutorský úřad [[ADDRESS_13]], registrace 247/02) zahájil prodej nemovitosti LV č. 7823. [[PERSON_11]] byla srážena mzda 85 400 Kč na [[BANK_3]].</w:t>
+        <w:t>Dlužník [[PERSON_29]] ([[BIRTH_ID_25]], [[ADDRESS_12]]) má evidováno 12 exekucí v celkové výši 1 847 600 Kč. Věřiteli jsou: Home Credit a.s. ([[ICO_5]]), Provident Financial s.r.o. ([[ICO_6]]) a mobilní operátoři. Exekutor JUDr. [[PERSON_28]] (exekutorský úřad Ostrava, registrace 247/02) zahájil prodej nemovitosti LV č. 7823. [[PERSON_11]] byla srážena mzda 85 400 Kč na [[BANK_3]].</w:t>
       </w:r>
     </w:p>
     <w:p>
@@ -216,7 +216,7 @@
         <w:spacing w:before="50" w:after="50"/>
       </w:pPr>
       <w:r>
-        <w:t>Insolvence dlužnice [[PERSON_31]] ([[BIRTH_ID_26]], [[ADDRESS_14]]) byla prohlášena Krajským soudem [[ADDRESS_15]] pod sp. zn. KSOS 45 INS 7823/2024. [[PERSON_31]] bylo povoleno oddlužení plněním splátkového kalendáře na 5 let s měsíční splátkou 4 500 Kč. Insolvenční správkyně Mgr. [[PERSON_30]] (registrace 1247) řídí proces.</w:t>
+        <w:t>Insolvence dlužnice [[PERSON_31]] ([[BIRTH_ID_26]], [[ADDRESS_13]]) byla prohlášena Krajským soudem v Ostravě pod sp. zn. KSOS 45 I[[LICENSE_PLATE_2]]/2024. [[PERSON_31]] bylo povoleno oddlužení plněním splátkového kalendáře na 5 let s měsíční splátkou 4 500 Kč. Insolvenční správkyně Mgr. [[PERSON_30]] (registrace 1247) řídí proces.</w:t>
       </w:r>
     </w:p>
     <w:p>
@@ -346,7 +346,9 @@
             </w:tcBorders>
           </w:tcPr>
           <w:p>
-            <w:r/>
+            <w:r>
+              <w:t>[[PERSON_66]]</w:t>
+            </w:r>
           </w:p>
         </w:tc>
         <w:tc>
@@ -394,7 +396,9 @@
             </w:tcBorders>
           </w:tcPr>
           <w:p>
-            <w:r/>
+            <w:r>
+              <w:t>[[PERSON_67]]</w:t>
+            </w:r>
           </w:p>
         </w:tc>
         <w:tc>
@@ -492,7 +496,9 @@
             </w:tcBorders>
           </w:tcPr>
           <w:p>
-            <w:r/>
+            <w:r>
+              <w:t>[[PERSON_69]]</w:t>
+            </w:r>
           </w:p>
         </w:tc>
         <w:tc>
@@ -523,7 +529,7 @@
           </w:tcPr>
           <w:p>
             <w:r>
-              <w:t>[[ADDRESS_22]] 956 400 Kč</w:t>
+              <w:t xml:space="preserve">Exekuce 8, celkem 956 400 Kč</w:t>
             </w:r>
           </w:p>
         </w:tc>
@@ -540,7 +546,9 @@
             </w:tcBorders>
           </w:tcPr>
           <w:p>
-            <w:r/>
+            <w:r>
+              <w:t>[[PERSON_70]]</w:t>
+            </w:r>
           </w:p>
         </w:tc>
         <w:tc>
@@ -588,7 +596,9 @@
             </w:tcBorders>
           </w:tcPr>
           <w:p>
-            <w:r/>
+            <w:r>
+              <w:t>[[PERSON_71]]</w:t>
+            </w:r>
           </w:p>
         </w:tc>
         <w:tc>
@@ -636,7 +646,9 @@
             </w:tcBorders>
           </w:tcPr>
           <w:p>
-            <w:r/>
+            <w:r>
+              <w:t>[[PERSON_72]]</w:t>
+            </w:r>
           </w:p>
         </w:tc>
         <w:tc>
@@ -684,7 +696,9 @@
             </w:tcBorders>
           </w:tcPr>
           <w:p>
-            <w:r/>
+            <w:r>
+              <w:t>[[PERSON_73]]</w:t>
+            </w:r>
           </w:p>
         </w:tc>
         <w:tc>
@@ -732,7 +746,9 @@
             </w:tcBorders>
           </w:tcPr>
           <w:p>
-            <w:r/>
+            <w:r>
+              <w:t>[[PERSON_74]]</w:t>
+            </w:r>
           </w:p>
         </w:tc>
         <w:tc>
@@ -780,7 +796,9 @@
             </w:tcBorders>
           </w:tcPr>
           <w:p>
-            <w:r/>
+            <w:r>
+              <w:t>[[PERSON_75]]</w:t>
+            </w:r>
           </w:p>
         </w:tc>
         <w:tc>
@@ -867,7 +885,7 @@
         <w:spacing w:before="30" w:after="30"/>
       </w:pPr>
       <w:r>
-        <w:t>• [[PERSON_37]] ([[BIRTH_ID_31]], [[ADDRESS_16]]) - plátce výživného 12 500 Kč na dceru [[PERSON_36]] ([[BIRTH_ID_32]])</w:t>
+        <w:t>• [[PERSON_37]] ([[BIRTH_ID_31]], [[ADDRESS_14]]) - plátce výživného 12 500 Kč na dceru [[PERSON_36]] ([[BIRTH_ID_32]])</w:t>
       </w:r>
     </w:p>
     <w:p>
@@ -891,7 +909,7 @@
         <w:spacing w:before="30" w:after="30"/>
       </w:pPr>
       <w:r>
-        <w:t>• [[PERSON_41]] ([[BIRTH_ID_36]], [[ADDRESS_17]]) - insolvenční řízení KSBR 23 INS 4567/2024</w:t>
+        <w:t>• [[PERSON_41]] ([[BIRTH_ID_36]], [[ADDRESS_15]]) - insolvenční řízení KSBR 23 I[[LICENSE_PLATE_3]]/2024</w:t>
       </w:r>
     </w:p>
     <w:p>
@@ -923,7 +941,7 @@
         <w:spacing w:before="30" w:after="30"/>
       </w:pPr>
       <w:r>
-        <w:t>• [[PERSON_45]] ([[BIRTH_ID_39]], [[ADDRESS_18]]) - úrazové pojištění, výplata 340 000 Kč</w:t>
+        <w:t>• [[PERSON_45]] ([[BIRTH_ID_39]], [[ADDRESS_16]]) - úrazové pojištění, výplata 340 000 Kč</w:t>
       </w:r>
     </w:p>
     <w:p>
@@ -947,7 +965,7 @@
         <w:spacing w:before="30" w:after="30"/>
       </w:pPr>
       <w:r>
-        <w:t>• [[PERSON_48]] ([[BIRTH_ID_42]], [[ID_CARD_3]]) - dluh na výživném 124 500 Kč, exekutor JUDr. Novák</w:t>
+        <w:t>• [[PERSON_48]] ([[BIRTH_ID_42]], [[ID_CARD_3]]) - dluh na výživném 124 500 Kč, exekutor JUDr. [[PERSON_58]]</w:t>
       </w:r>
     </w:p>
     <w:p>
@@ -963,7 +981,7 @@
         <w:spacing w:before="30" w:after="30"/>
       </w:pPr>
       <w:r>
-        <w:t>• [[PERSON_50]] ([[BIRTH_ID_44]], [[ADDRESS_19]]) - žádost o azyl, Sýrie, pobyt povolen</w:t>
+        <w:t>• [[PERSON_50]] ([[BIRTH_ID_44]], [[ADDRESS_17]]) - žádost o azyl, Sýrie, pobyt povolen</w:t>
       </w:r>
     </w:p>
     <w:p>
@@ -995,7 +1013,7 @@
         <w:spacing w:before="30" w:after="30"/>
       </w:pPr>
       <w:r>
-        <w:t>• [[PERSON_55]] ([[BIRTH_ID_49]], [[ADDRESS_20]]) - klientka sociálních služeb, domácí násilí</w:t>
+        <w:t>• [[PERSON_55]] ([[BIRTH_ID_49]], [[ADDRESS_18]]) - klientka sociálních služeb, domácí násilí</w:t>
       </w:r>
     </w:p>
     <w:p>
@@ -1043,7 +1061,7 @@
         <w:spacing w:before="30" w:after="30"/>
       </w:pPr>
       <w:r>
-        <w:t>• [[PERSON_62]] ([[BIRTH_ID_56]], [[ADDRESS_21]]) - závislost na opioidech F11.2, substituční program</w:t>
+        <w:t>• [[PERSON_62]] ([[BIRTH_ID_56]], [[ADDRESS_19]]) - závislost na opioidech F11.2, substituční program</w:t>
       </w:r>
     </w:p>
     <w:p>
@@ -1215,6 +1233,12 @@
       </w:r>
     </w:p>
     <w:sectPr>
+      <w:headerReference w:type="default" r:id="rId7"/>
+      <w:footerReference w:type="default" r:id="rId8"/>
+      <w:headerReference w:type="first" r:id="rId9"/>
+      <w:footerReference w:type="first" r:id="rId10"/>
+      <w:headerReference w:type="even" r:id="rId11"/>
+      <w:footerReference w:type="even" r:id="rId12"/>
       <w:pgSz w:w="11906" w:h="16838" w:orient="portrait"/>
       <w:pgMar w:top="1440" w:right="1440" w:bottom="1440" w:left="1440" w:header="708" w:footer="708" w:gutter="0"/>
       <w:pgNumType/>
@@ -1228,6 +1252,36 @@
 <w:comments xmlns:cx="http://schemas.microsoft.com/office/drawing/2014/chartex" xmlns:cx1="http://schemas.microsoft.com/office/drawing/2015/9/8/chartex" xmlns:cx2="http://schemas.microsoft.com/office/drawing/2015/10/21/chartex" xmlns:cx3="http://schemas.microsoft.com/office/drawing/2016/5/9/chartex" xmlns:cx4="http://schemas.microsoft.com/office/drawing/2016/5/10/chartex" xmlns:cx5="http://schemas.microsoft.com/office/drawing/2016/5/11/chartex" xmlns:cx6="http://schemas.microsoft.com/office/drawing/2016/5/12/chartex" xmlns:cx7="http://schemas.microsoft.com/office/drawing/2016/5/13/chartex" xmlns:cx8="http://schemas.microsoft.com/office/drawing/2016/5/14/chartex" xmlns:mc="http://schemas.openxmlformats.org/markup-compatibility/2006" xmlns:aink="http://schemas.microsoft.com/office/drawing/2016/ink" xmlns:am3d="http://schemas.microsoft.com/office/drawing/2017/model3d" xmlns:o="urn:schemas-microsoft-com:office:office" xmlns:r="http://schemas.openxmlformats.org/officeDocument/2006/relationships" xmlns:m="http://schemas.openxmlformats.org/officeDocument/2006/math" xmlns:v="urn:schemas-microsoft-com:vml" xmlns:wp14="http://schemas.microsoft.com/office/word/2010/wordprocessingDrawing" xmlns:wp="http://schemas.openxmlformats.org/drawingml/2006/wordprocessingDrawing" xmlns:w10="urn:schemas-microsoft-com:office:word" xmlns:w="http://schemas.openxmlformats.org/wordprocessingml/2006/main" xmlns:w14="http://schemas.microsoft.com/office/word/2010/wordml" xmlns:w15="http://schemas.microsoft.com/office/word/2012/wordml" xmlns:w16cex="http://schemas.microsoft.com/office/word/2018/wordml/cex" xmlns:w16cid="http://schemas.microsoft.com/office/word/2016/wordml/cid" xmlns:w16="http://schemas.microsoft.com/office/word/2018/wordml" xmlns:w16sdtdh="http://schemas.microsoft.com/office/word/2020/wordml/sdtdatahash" xmlns:w16se="http://schemas.microsoft.com/office/word/2015/wordml/symex" xmlns:wpg="http://schemas.microsoft.com/office/word/2010/wordprocessingGroup" xmlns:wpi="http://schemas.microsoft.com/office/word/2010/wordprocessingInk" xmlns:wne="http://schemas.microsoft.com/office/word/2006/wordml" xmlns:wps="http://schemas.microsoft.com/office/word/2010/wordprocessingShape"/>
 </file>
 
+<file path=word/footer1.xml><?xml version="1.0" encoding="utf-8"?>
+<w:ftr xmlns:m="http://schemas.openxmlformats.org/officeDocument/2006/math" xmlns:mc="http://schemas.openxmlformats.org/markup-compatibility/2006" xmlns:mo="http://schemas.microsoft.com/office/mac/office/2008/main" xmlns:mv="urn:schemas-microsoft-com:mac:vml" xmlns:o="urn:schemas-microsoft-com:office:office" xmlns:r="http://schemas.openxmlformats.org/officeDocument/2006/relationships" xmlns:v="urn:schemas-microsoft-com:vml" xmlns:w10="urn:schemas-microsoft-com:office:word" xmlns:w14="http://schemas.microsoft.com/office/word/2010/wordml" xmlns:w="http://schemas.openxmlformats.org/wordprocessingml/2006/main" xmlns:wne="http://schemas.microsoft.com/office/word/2006/wordml" xmlns:wp14="http://schemas.microsoft.com/office/word/2010/wordprocessingDrawing" xmlns:wp="http://schemas.openxmlformats.org/drawingml/2006/wordprocessingDrawing" xmlns:wpc="http://schemas.microsoft.com/office/word/2010/wordprocessingCanvas" xmlns:wpg="http://schemas.microsoft.com/office/word/2010/wordprocessingGroup" xmlns:wpi="http://schemas.microsoft.com/office/word/2010/wordprocessingInk" xmlns:wps="http://schemas.microsoft.com/office/word/2010/wordprocessingShape" mc:Ignorable="w14 wp14">
+  <w:p>
+    <w:pPr>
+      <w:pStyle w:val="Footer"/>
+    </w:pPr>
+  </w:p>
+</w:ftr>
+</file>
+
+<file path=word/footer2.xml><?xml version="1.0" encoding="utf-8"?>
+<w:ftr xmlns:m="http://schemas.openxmlformats.org/officeDocument/2006/math" xmlns:mc="http://schemas.openxmlformats.org/markup-compatibility/2006" xmlns:mo="http://schemas.microsoft.com/office/mac/office/2008/main" xmlns:mv="urn:schemas-microsoft-com:mac:vml" xmlns:o="urn:schemas-microsoft-com:office:office" xmlns:r="http://schemas.openxmlformats.org/officeDocument/2006/relationships" xmlns:v="urn:schemas-microsoft-com:vml" xmlns:w10="urn:schemas-microsoft-com:office:word" xmlns:w14="http://schemas.microsoft.com/office/word/2010/wordml" xmlns:w="http://schemas.openxmlformats.org/wordprocessingml/2006/main" xmlns:wne="http://schemas.microsoft.com/office/word/2006/wordml" xmlns:wp14="http://schemas.microsoft.com/office/word/2010/wordprocessingDrawing" xmlns:wp="http://schemas.openxmlformats.org/drawingml/2006/wordprocessingDrawing" xmlns:wpc="http://schemas.microsoft.com/office/word/2010/wordprocessingCanvas" xmlns:wpg="http://schemas.microsoft.com/office/word/2010/wordprocessingGroup" xmlns:wpi="http://schemas.microsoft.com/office/word/2010/wordprocessingInk" xmlns:wps="http://schemas.microsoft.com/office/word/2010/wordprocessingShape" mc:Ignorable="w14 wp14">
+  <w:p>
+    <w:pPr>
+      <w:pStyle w:val="Footer"/>
+    </w:pPr>
+  </w:p>
+</w:ftr>
+</file>
+
+<file path=word/footer3.xml><?xml version="1.0" encoding="utf-8"?>
+<w:ftr xmlns:m="http://schemas.openxmlformats.org/officeDocument/2006/math" xmlns:mc="http://schemas.openxmlformats.org/markup-compatibility/2006" xmlns:mo="http://schemas.microsoft.com/office/mac/office/2008/main" xmlns:mv="urn:schemas-microsoft-com:mac:vml" xmlns:o="urn:schemas-microsoft-com:office:office" xmlns:r="http://schemas.openxmlformats.org/officeDocument/2006/relationships" xmlns:v="urn:schemas-microsoft-com:vml" xmlns:w10="urn:schemas-microsoft-com:office:word" xmlns:w14="http://schemas.microsoft.com/office/word/2010/wordml" xmlns:w="http://schemas.openxmlformats.org/wordprocessingml/2006/main" xmlns:wne="http://schemas.microsoft.com/office/word/2006/wordml" xmlns:wp14="http://schemas.microsoft.com/office/word/2010/wordprocessingDrawing" xmlns:wp="http://schemas.openxmlformats.org/drawingml/2006/wordprocessingDrawing" xmlns:wpc="http://schemas.microsoft.com/office/word/2010/wordprocessingCanvas" xmlns:wpg="http://schemas.microsoft.com/office/word/2010/wordprocessingGroup" xmlns:wpi="http://schemas.microsoft.com/office/word/2010/wordprocessingInk" xmlns:wps="http://schemas.microsoft.com/office/word/2010/wordprocessingShape" mc:Ignorable="w14 wp14">
+  <w:p>
+    <w:pPr>
+      <w:pStyle w:val="Footer"/>
+    </w:pPr>
+  </w:p>
+</w:ftr>
+</file>
+
 <file path=word/footnotes.xml><?xml version="1.0" encoding="utf-8"?>
 <w:footnotes xmlns:wpc="http://schemas.microsoft.com/office/word/2010/wordprocessingCanvas" xmlns:mc="http://schemas.openxmlformats.org/markup-compatibility/2006" xmlns:o="urn:schemas-microsoft-com:office:office" xmlns:r="http://schemas.openxmlformats.org/officeDocument/2006/relationships" xmlns:m="http://schemas.openxmlformats.org/officeDocument/2006/math" xmlns:v="urn:schemas-microsoft-com:vml" xmlns:wp14="http://schemas.microsoft.com/office/word/2010/wordprocessingDrawing" xmlns:wp="http://schemas.openxmlformats.org/drawingml/2006/wordprocessingDrawing" xmlns:w10="urn:schemas-microsoft-com:office:word" xmlns:w="http://schemas.openxmlformats.org/wordprocessingml/2006/main" xmlns:w14="http://schemas.microsoft.com/office/word/2010/wordml" xmlns:w15="http://schemas.microsoft.com/office/word/2012/wordml" xmlns:wpg="http://schemas.microsoft.com/office/word/2010/wordprocessingGroup" xmlns:wpi="http://schemas.microsoft.com/office/word/2010/wordprocessingInk" xmlns:wne="http://schemas.microsoft.com/office/word/2006/wordml" xmlns:wps="http://schemas.microsoft.com/office/word/2010/wordprocessingShape" mc:Ignorable="w14 w15 wp14">
   <w:footnote w:type="separator" w:id="-1">
@@ -1263,6 +1317,36 @@
     </w:p>
   </w:footnote>
 </w:footnotes>
+</file>
+
+<file path=word/header1.xml><?xml version="1.0" encoding="utf-8"?>
+<w:hdr xmlns:m="http://schemas.openxmlformats.org/officeDocument/2006/math" xmlns:mc="http://schemas.openxmlformats.org/markup-compatibility/2006" xmlns:mo="http://schemas.microsoft.com/office/mac/office/2008/main" xmlns:mv="urn:schemas-microsoft-com:mac:vml" xmlns:o="urn:schemas-microsoft-com:office:office" xmlns:r="http://schemas.openxmlformats.org/officeDocument/2006/relationships" xmlns:v="urn:schemas-microsoft-com:vml" xmlns:w10="urn:schemas-microsoft-com:office:word" xmlns:w14="http://schemas.microsoft.com/office/word/2010/wordml" xmlns:w="http://schemas.openxmlformats.org/wordprocessingml/2006/main" xmlns:wne="http://schemas.microsoft.com/office/word/2006/wordml" xmlns:wp14="http://schemas.microsoft.com/office/word/2010/wordprocessingDrawing" xmlns:wp="http://schemas.openxmlformats.org/drawingml/2006/wordprocessingDrawing" xmlns:wpc="http://schemas.microsoft.com/office/word/2010/wordprocessingCanvas" xmlns:wpg="http://schemas.microsoft.com/office/word/2010/wordprocessingGroup" xmlns:wpi="http://schemas.microsoft.com/office/word/2010/wordprocessingInk" xmlns:wps="http://schemas.microsoft.com/office/word/2010/wordprocessingShape" mc:Ignorable="w14 wp14">
+  <w:p>
+    <w:pPr>
+      <w:pStyle w:val="Header"/>
+    </w:pPr>
+  </w:p>
+</w:hdr>
+</file>
+
+<file path=word/header2.xml><?xml version="1.0" encoding="utf-8"?>
+<w:hdr xmlns:m="http://schemas.openxmlformats.org/officeDocument/2006/math" xmlns:mc="http://schemas.openxmlformats.org/markup-compatibility/2006" xmlns:mo="http://schemas.microsoft.com/office/mac/office/2008/main" xmlns:mv="urn:schemas-microsoft-com:mac:vml" xmlns:o="urn:schemas-microsoft-com:office:office" xmlns:r="http://schemas.openxmlformats.org/officeDocument/2006/relationships" xmlns:v="urn:schemas-microsoft-com:vml" xmlns:w10="urn:schemas-microsoft-com:office:word" xmlns:w14="http://schemas.microsoft.com/office/word/2010/wordml" xmlns:w="http://schemas.openxmlformats.org/wordprocessingml/2006/main" xmlns:wne="http://schemas.microsoft.com/office/word/2006/wordml" xmlns:wp14="http://schemas.microsoft.com/office/word/2010/wordprocessingDrawing" xmlns:wp="http://schemas.openxmlformats.org/drawingml/2006/wordprocessingDrawing" xmlns:wpc="http://schemas.microsoft.com/office/word/2010/wordprocessingCanvas" xmlns:wpg="http://schemas.microsoft.com/office/word/2010/wordprocessingGroup" xmlns:wpi="http://schemas.microsoft.com/office/word/2010/wordprocessingInk" xmlns:wps="http://schemas.microsoft.com/office/word/2010/wordprocessingShape" mc:Ignorable="w14 wp14">
+  <w:p>
+    <w:pPr>
+      <w:pStyle w:val="Header"/>
+    </w:pPr>
+  </w:p>
+</w:hdr>
+</file>
+
+<file path=word/header3.xml><?xml version="1.0" encoding="utf-8"?>
+<w:hdr xmlns:m="http://schemas.openxmlformats.org/officeDocument/2006/math" xmlns:mc="http://schemas.openxmlformats.org/markup-compatibility/2006" xmlns:mo="http://schemas.microsoft.com/office/mac/office/2008/main" xmlns:mv="urn:schemas-microsoft-com:mac:vml" xmlns:o="urn:schemas-microsoft-com:office:office" xmlns:r="http://schemas.openxmlformats.org/officeDocument/2006/relationships" xmlns:v="urn:schemas-microsoft-com:vml" xmlns:w10="urn:schemas-microsoft-com:office:word" xmlns:w14="http://schemas.microsoft.com/office/word/2010/wordml" xmlns:w="http://schemas.openxmlformats.org/wordprocessingml/2006/main" xmlns:wne="http://schemas.microsoft.com/office/word/2006/wordml" xmlns:wp14="http://schemas.microsoft.com/office/word/2010/wordprocessingDrawing" xmlns:wp="http://schemas.openxmlformats.org/drawingml/2006/wordprocessingDrawing" xmlns:wpc="http://schemas.microsoft.com/office/word/2010/wordprocessingCanvas" xmlns:wpg="http://schemas.microsoft.com/office/word/2010/wordprocessingGroup" xmlns:wpi="http://schemas.microsoft.com/office/word/2010/wordprocessingInk" xmlns:wps="http://schemas.microsoft.com/office/word/2010/wordprocessingShape" mc:Ignorable="w14 wp14">
+  <w:p>
+    <w:pPr>
+      <w:pStyle w:val="Header"/>
+    </w:pPr>
+  </w:p>
+</w:hdr>
 </file>
 
 <file path=word/numbering.xml><?xml version="1.0" encoding="utf-8"?>
